--- a/downloads/documents/05 Materials/Unit 06/Slides/Slides 06.13 - Scale the Recipe and Cost It From the Circular.docx
+++ b/downloads/documents/05 Materials/Unit 06/Slides/Slides 06.13 - Scale the Recipe and Cost It From the Circular.docx
@@ -6,9 +6,9 @@
       <w:pPr>
         <w:pStyle w:val="Heading1"/>
       </w:pPr>
-      <w:bookmarkStart w:id="20" w:name="X0b0e48235daf7f333e367d729b0ab79e7c742ef"/>
-      <w:r>
-        <w:t xml:space="preserve">Slides 06.13: Scale the Recipe and Cost It From the Circular</w:t>
+      <w:bookmarkStart w:id="20" w:name="X9a1c0f42bdf7ed9ba64d85b93c8e9589634b646"/>
+      <w:r>
+        <w:t xml:space="preserve">Slides 6.13: Scale the Recipe and Cost It From the Circular</w:t>
       </w:r>
       <w:bookmarkEnd w:id="20"/>
     </w:p>

--- a/downloads/documents/05 Materials/Unit 06/Slides/Slides 06.13 - Scale the Recipe and Cost It From the Circular.docx
+++ b/downloads/documents/05 Materials/Unit 06/Slides/Slides 06.13 - Scale the Recipe and Cost It From the Circular.docx
@@ -647,7 +647,7 @@
         <w:t xml:space="preserve"> </w:t>
       </w:r>
       <w:r>
-        <w:t xml:space="preserve">portions: 28 students, me, and one spare.</w:t>
+        <w:t xml:space="preserve">portions: 28 students plus 2 spares (one of them is for me).</w:t>
       </w:r>
     </w:p>
     <w:p>
@@ -1366,7 +1366,7 @@
         <w:pStyle w:val="Compact"/>
       </w:pPr>
       <w:r>
-        <w:t xml:space="preserve">Trade with the station next door. Check three things: every line has a size and a unit, the running total adds up, the total is at or under $20.00.</w:t>
+        <w:t xml:space="preserve">Trade with the station next door. Check the five lines on page 6: every line has a size and a unit, the running total adds up, the total is at or under $20.00, the yield check clears 30, nothing is on the allergy list.</w:t>
       </w:r>
     </w:p>
     <w:p>
